--- a/doc/Linguistic Statistics Overview.docx
+++ b/doc/Linguistic Statistics Overview.docx
@@ -585,7 +585,18 @@
           <w:sz w:val="28"/>
           <w:szCs w:val="28"/>
         </w:rPr>
-        <w:t>TTR_lemmas</w:t>
+        <w:t>TTR_</w:t>
+      </w:r>
+      <w:proofErr w:type="gramStart"/>
+      <w:r>
+        <w:rPr>
+          <w:rFonts w:ascii="Arial" w:eastAsiaTheme="minorEastAsia" w:hAnsi="Arial" w:cs="Arial"/>
+          <w:b/>
+          <w:bCs/>
+          <w:sz w:val="28"/>
+          <w:szCs w:val="28"/>
+        </w:rPr>
+        <w:t>lemmas</w:t>
       </w:r>
       <w:proofErr w:type="spellEnd"/>
       <w:r>
@@ -596,7 +607,18 @@
           <w:sz w:val="28"/>
           <w:szCs w:val="28"/>
         </w:rPr>
-        <w:t xml:space="preserve">  = </w:t>
+        <w:t xml:space="preserve">  =</w:t>
+      </w:r>
+      <w:proofErr w:type="gramEnd"/>
+      <w:r>
+        <w:rPr>
+          <w:rFonts w:ascii="Arial" w:eastAsiaTheme="minorEastAsia" w:hAnsi="Arial" w:cs="Arial"/>
+          <w:b/>
+          <w:bCs/>
+          <w:sz w:val="28"/>
+          <w:szCs w:val="28"/>
+        </w:rPr>
+        <w:t xml:space="preserve"> </w:t>
       </w:r>
       <w:r>
         <w:rPr>
@@ -606,59 +628,33 @@
           <w:sz w:val="28"/>
           <w:szCs w:val="28"/>
         </w:rPr>
-        <w:t>l</w:t>
-      </w:r>
-      <w:r>
-        <w:rPr>
-          <w:rFonts w:ascii="Arial" w:eastAsiaTheme="minorEastAsia" w:hAnsi="Arial" w:cs="Arial"/>
-          <w:i/>
-          <w:iCs/>
-          <w:sz w:val="28"/>
-          <w:szCs w:val="28"/>
-        </w:rPr>
-        <w:t>emma-based type–token rati</w:t>
-      </w:r>
-      <w:r>
-        <w:rPr>
-          <w:rFonts w:ascii="Arial" w:eastAsiaTheme="minorEastAsia" w:hAnsi="Arial" w:cs="Arial"/>
-          <w:i/>
-          <w:iCs/>
-          <w:sz w:val="28"/>
-          <w:szCs w:val="28"/>
-        </w:rPr>
-        <w:t xml:space="preserve">o. </w:t>
-      </w:r>
-      <w:r>
-        <w:rPr>
-          <w:rFonts w:ascii="Arial" w:eastAsiaTheme="minorEastAsia" w:hAnsi="Arial" w:cs="Arial"/>
-          <w:sz w:val="28"/>
-          <w:szCs w:val="28"/>
-        </w:rPr>
-        <w:t>It</w:t>
-      </w:r>
-      <w:r>
-        <w:rPr>
-          <w:rFonts w:ascii="Arial" w:eastAsiaTheme="minorEastAsia" w:hAnsi="Arial" w:cs="Arial"/>
-          <w:sz w:val="28"/>
-          <w:szCs w:val="28"/>
-        </w:rPr>
-        <w:t xml:space="preserve"> is the same measure of lexical diversity,</w:t>
-      </w:r>
-      <w:r>
-        <w:rPr>
-          <w:rFonts w:ascii="Arial" w:eastAsiaTheme="minorEastAsia" w:hAnsi="Arial" w:cs="Arial"/>
-          <w:sz w:val="28"/>
-          <w:szCs w:val="28"/>
-        </w:rPr>
-        <w:t xml:space="preserve"> </w:t>
-      </w:r>
-      <w:r>
-        <w:rPr>
-          <w:rFonts w:ascii="Arial" w:eastAsiaTheme="minorEastAsia" w:hAnsi="Arial" w:cs="Arial"/>
-          <w:sz w:val="28"/>
-          <w:szCs w:val="28"/>
-        </w:rPr>
-        <w:t xml:space="preserve"> but calculated on lemmas rather than surface word forms. A higher </w:t>
+        <w:t xml:space="preserve">lemma-based type–token ratio. </w:t>
+      </w:r>
+      <w:r>
+        <w:rPr>
+          <w:rFonts w:ascii="Arial" w:eastAsiaTheme="minorEastAsia" w:hAnsi="Arial" w:cs="Arial"/>
+          <w:sz w:val="28"/>
+          <w:szCs w:val="28"/>
+        </w:rPr>
+        <w:t xml:space="preserve">It is the same measure of lexical </w:t>
+      </w:r>
+      <w:proofErr w:type="gramStart"/>
+      <w:r>
+        <w:rPr>
+          <w:rFonts w:ascii="Arial" w:eastAsiaTheme="minorEastAsia" w:hAnsi="Arial" w:cs="Arial"/>
+          <w:sz w:val="28"/>
+          <w:szCs w:val="28"/>
+        </w:rPr>
+        <w:t>diversity,  but</w:t>
+      </w:r>
+      <w:proofErr w:type="gramEnd"/>
+      <w:r>
+        <w:rPr>
+          <w:rFonts w:ascii="Arial" w:eastAsiaTheme="minorEastAsia" w:hAnsi="Arial" w:cs="Arial"/>
+          <w:sz w:val="28"/>
+          <w:szCs w:val="28"/>
+        </w:rPr>
+        <w:t xml:space="preserve"> calculated on lemmas rather than surface word forms. A higher </w:t>
       </w:r>
       <w:proofErr w:type="spellStart"/>
       <w:r>
@@ -676,15 +672,7 @@
           <w:sz w:val="28"/>
           <w:szCs w:val="28"/>
         </w:rPr>
-        <w:t xml:space="preserve"> reflects a richer vocabulary after reducing inflectional variation, since different word forms of the same lemma are counted as one</w:t>
-      </w:r>
-      <w:r>
-        <w:rPr>
-          <w:rFonts w:ascii="Arial" w:eastAsiaTheme="minorEastAsia" w:hAnsi="Arial" w:cs="Arial"/>
-          <w:sz w:val="28"/>
-          <w:szCs w:val="28"/>
-        </w:rPr>
-        <w:t>. (</w:t>
+        <w:t xml:space="preserve"> reflects a richer vocabulary after reducing inflectional variation, since different word forms of the same lemma are counted as one. (</w:t>
       </w:r>
       <w:r>
         <w:rPr>
@@ -881,15 +869,8 @@
     </w:p>
     <w:p>
       <w:pPr>
-        <w:pStyle w:val="ListParagraph"/>
-        <w:numPr>
-          <w:ilvl w:val="0"/>
-          <w:numId w:val="1"/>
-        </w:numPr>
-        <w:rPr>
-          <w:rFonts w:ascii="Arial" w:eastAsiaTheme="minorEastAsia" w:hAnsi="Arial" w:cs="Arial"/>
-          <w:b/>
-          <w:bCs/>
+        <w:rPr>
+          <w:rFonts w:ascii="Arial" w:eastAsiaTheme="minorEastAsia" w:hAnsi="Arial" w:cs="Arial"/>
           <w:sz w:val="28"/>
           <w:szCs w:val="28"/>
         </w:rPr>
@@ -927,7 +908,28 @@
     </w:p>
     <w:p>
       <w:pPr>
-        <w:pStyle w:val="ListParagraph"/>
+        <w:rPr>
+          <w:rFonts w:ascii="Arial" w:eastAsiaTheme="minorEastAsia" w:hAnsi="Arial" w:cs="Arial"/>
+          <w:b/>
+          <w:bCs/>
+          <w:sz w:val="28"/>
+          <w:szCs w:val="28"/>
+        </w:rPr>
+      </w:pPr>
+    </w:p>
+    <w:p>
+      <w:pPr>
+        <w:rPr>
+          <w:rFonts w:ascii="Arial" w:eastAsiaTheme="minorEastAsia" w:hAnsi="Arial" w:cs="Arial"/>
+          <w:b/>
+          <w:bCs/>
+          <w:sz w:val="28"/>
+          <w:szCs w:val="28"/>
+        </w:rPr>
+      </w:pPr>
+    </w:p>
+    <w:p>
+      <w:pPr>
         <w:rPr>
           <w:rFonts w:ascii="Arial" w:eastAsiaTheme="minorEastAsia" w:hAnsi="Arial" w:cs="Arial"/>
           <w:b/>
@@ -996,6 +998,7 @@
                 <w:lang w:eastAsia="en-GB"/>
                 <w14:ligatures w14:val="none"/>
               </w:rPr>
+              <w:lastRenderedPageBreak/>
               <w:t>Zipf value</w:t>
             </w:r>
           </w:p>
@@ -1025,7 +1028,6 @@
                 <w14:ligatures w14:val="none"/>
               </w:rPr>
             </w:pPr>
-            <w:proofErr w:type="spellStart"/>
             <w:r>
               <w:rPr>
                 <w:rFonts w:ascii="Times New Roman" w:eastAsia="Times New Roman" w:hAnsi="Times New Roman" w:cs="Times New Roman"/>
@@ -1039,7 +1041,6 @@
               </w:rPr>
               <w:t>fpmw</w:t>
             </w:r>
-            <w:proofErr w:type="spellEnd"/>
           </w:p>
         </w:tc>
         <w:tc>
@@ -1426,7 +1427,6 @@
                 <w:lang w:eastAsia="en-GB"/>
                 <w14:ligatures w14:val="none"/>
               </w:rPr>
-              <w:lastRenderedPageBreak/>
               <w:t>4</w:t>
             </w:r>
           </w:p>
@@ -1833,7 +1833,6 @@
         </w:rPr>
         <w:t>(</w:t>
       </w:r>
-      <w:proofErr w:type="spellStart"/>
       <w:r>
         <w:rPr>
           <w:rFonts w:ascii="Open Sans" w:eastAsia="Times New Roman" w:hAnsi="Open Sans" w:cs="Open Sans"/>
@@ -1847,7 +1846,6 @@
         </w:rPr>
         <w:t>fpmw</w:t>
       </w:r>
-      <w:proofErr w:type="spellEnd"/>
       <w:r>
         <w:rPr>
           <w:rFonts w:ascii="Open Sans" w:eastAsia="Times New Roman" w:hAnsi="Open Sans" w:cs="Open Sans"/>
@@ -1870,6 +1868,32 @@
         </w:rPr>
         <w:t>)</w:t>
       </w:r>
+    </w:p>
+    <w:p>
+      <w:pPr>
+        <w:pStyle w:val="ListParagraph"/>
+        <w:rPr>
+          <w:rFonts w:ascii="Open Sans" w:eastAsia="Times New Roman" w:hAnsi="Open Sans" w:cs="Open Sans"/>
+          <w:color w:val="333333"/>
+          <w:sz w:val="24"/>
+          <w:szCs w:val="24"/>
+          <w:lang w:eastAsia="en-GB"/>
+          <w14:ligatures w14:val="none"/>
+        </w:rPr>
+      </w:pPr>
+    </w:p>
+    <w:p>
+      <w:pPr>
+        <w:pStyle w:val="ListParagraph"/>
+        <w:rPr>
+          <w:rFonts w:ascii="Open Sans" w:eastAsia="Times New Roman" w:hAnsi="Open Sans" w:cs="Open Sans"/>
+          <w:color w:val="333333"/>
+          <w:sz w:val="24"/>
+          <w:szCs w:val="24"/>
+          <w:lang w:eastAsia="en-GB"/>
+          <w14:ligatures w14:val="none"/>
+        </w:rPr>
+      </w:pPr>
     </w:p>
     <w:p>
       <w:pPr>
@@ -2456,7 +2480,25 @@
           <w:sz w:val="28"/>
           <w:szCs w:val="28"/>
         </w:rPr>
-        <w:t xml:space="preserve"> relative to the total number of tokens in the text, in order to normalize across texts of different lengths.</w:t>
+        <w:t xml:space="preserve"> relative to the total number of tokens in the text, </w:t>
+      </w:r>
+      <w:proofErr w:type="gramStart"/>
+      <w:r>
+        <w:rPr>
+          <w:rFonts w:ascii="Arial" w:eastAsiaTheme="minorEastAsia" w:hAnsi="Arial" w:cs="Arial"/>
+          <w:sz w:val="28"/>
+          <w:szCs w:val="28"/>
+        </w:rPr>
+        <w:t>in order to</w:t>
+      </w:r>
+      <w:proofErr w:type="gramEnd"/>
+      <w:r>
+        <w:rPr>
+          <w:rFonts w:ascii="Arial" w:eastAsiaTheme="minorEastAsia" w:hAnsi="Arial" w:cs="Arial"/>
+          <w:sz w:val="28"/>
+          <w:szCs w:val="28"/>
+        </w:rPr>
+        <w:t xml:space="preserve"> normalize across texts of different lengths.</w:t>
       </w:r>
     </w:p>
     <w:p>
@@ -2481,6 +2523,7 @@
           <w:sz w:val="28"/>
           <w:szCs w:val="28"/>
         </w:rPr>
+        <w:lastRenderedPageBreak/>
         <w:t>num_function_words</w:t>
       </w:r>
       <w:proofErr w:type="spellEnd"/>
@@ -2606,7 +2649,6 @@
           <w:sz w:val="28"/>
           <w:szCs w:val="28"/>
         </w:rPr>
-        <w:lastRenderedPageBreak/>
         <w:t xml:space="preserve">CCONJ </w:t>
       </w:r>
       <w:r>
@@ -4089,6 +4131,7 @@
   <w:style w:type="character" w:default="1" w:styleId="DefaultParagraphFont">
     <w:name w:val="Default Paragraph Font"/>
     <w:uiPriority w:val="1"/>
+    <w:semiHidden/>
     <w:unhideWhenUsed/>
   </w:style>
   <w:style w:type="table" w:default="1" w:styleId="TableNormal">
